--- a/deliverable/methodology_journal.docx
+++ b/deliverable/methodology_journal.docx
@@ -3986,6 +3986,37 @@
           </w:p>
         </w:tc>
       </w:tr>
+      <w:tr>
+        <w:tc>
+          <w:tcPr>
+            <w:tcW w:type="dxa" w:w="5112"/>
+          </w:tcPr>
+          <w:p>
+            <w:r/>
+            <w:r>
+              <w:rPr>
+                <w:b/>
+                <w:sz w:val="18"/>
+              </w:rPr>
+              <w:t>17_generate_productization_proposal.py</w:t>
+            </w:r>
+          </w:p>
+        </w:tc>
+        <w:tc>
+          <w:tcPr>
+            <w:tcW w:type="dxa" w:w="5112"/>
+          </w:tcPr>
+          <w:p>
+            <w:r/>
+            <w:r>
+              <w:rPr>
+                <w:sz w:val="18"/>
+              </w:rPr>
+              <w:t>Standalone Productization Proposal → deliverable/02_productization_proposal.docx (turns the case study into a recurring TD capability — 4 framings + maturity model + open decisions)</w:t>
+            </w:r>
+          </w:p>
+        </w:tc>
+      </w:tr>
     </w:tbl>
     <w:p>
       <w:r>
